--- a/resources/pmo-templates-pack-v1.1.docx
+++ b/resources/pmo-templates-pack-v1.1.docx
@@ -746,7 +746,7 @@
                 <w:bCs/>
                 <w:color w:val="1F3864"/>
               </w:rPr>
-              <w:t>Project manager / TPM</w:t>
+              <w:t>Project manager / PM</w:t>
             </w:r>
           </w:p>
         </w:tc>
@@ -1031,7 +1031,7 @@
       </w:pPr>
       <w:r>
         <w:lastRenderedPageBreak/>
-        <w:t>[TPM / PM: ___ — runs the project day-to-day]</w:t>
+        <w:t>[PM / PM: ___ — runs the project day-to-day]</w:t>
       </w:r>
     </w:p>
     <w:p>
@@ -1391,7 +1391,7 @@
                 <w:sz w:val="20"/>
                 <w:szCs w:val="20"/>
               </w:rPr>
-              <w:t>TPM</w:t>
+              <w:t>PM</w:t>
             </w:r>
           </w:p>
         </w:tc>
@@ -1615,7 +1615,7 @@
                 <w:sz w:val="20"/>
                 <w:szCs w:val="20"/>
               </w:rPr>
-              <w:t>TPM</w:t>
+              <w:t>PM</w:t>
             </w:r>
           </w:p>
         </w:tc>
@@ -1727,7 +1727,7 @@
                 <w:sz w:val="20"/>
                 <w:szCs w:val="20"/>
               </w:rPr>
-              <w:t>TPM</w:t>
+              <w:t>PM</w:t>
             </w:r>
           </w:p>
         </w:tc>
@@ -1839,7 +1839,7 @@
                 <w:sz w:val="20"/>
                 <w:szCs w:val="20"/>
               </w:rPr>
-              <w:t>TPM</w:t>
+              <w:t>PM</w:t>
             </w:r>
           </w:p>
         </w:tc>
@@ -1951,7 +1951,7 @@
                 <w:sz w:val="20"/>
                 <w:szCs w:val="20"/>
               </w:rPr>
-              <w:t>TPM</w:t>
+              <w:t>PM</w:t>
             </w:r>
           </w:p>
         </w:tc>
@@ -2175,7 +2175,7 @@
                 <w:sz w:val="20"/>
                 <w:szCs w:val="20"/>
               </w:rPr>
-              <w:t>TPM</w:t>
+              <w:t>PM</w:t>
             </w:r>
           </w:p>
         </w:tc>
@@ -2510,7 +2510,7 @@
                 <w:sz w:val="20"/>
                 <w:szCs w:val="20"/>
               </w:rPr>
-              <w:t>Project name, sponsor, TPM, kickoff date</w:t>
+              <w:t>Project name, sponsor, PM, kickoff date</w:t>
             </w:r>
           </w:p>
         </w:tc>
@@ -10450,7 +10450,7 @@
         <w:spacing w:after="60"/>
       </w:pPr>
       <w:r>
-        <w:t>TPM / Project Manager — runs the project day-to-day</w:t>
+        <w:t>PM / Project Manager — runs the project day-to-day</w:t>
       </w:r>
     </w:p>
     <w:p>
@@ -10690,7 +10690,7 @@
                 <w:sz w:val="20"/>
                 <w:szCs w:val="20"/>
               </w:rPr>
-              <w:t>TPM</w:t>
+              <w:t>PM</w:t>
             </w:r>
           </w:p>
         </w:tc>
@@ -17081,7 +17081,7 @@
                 <w:bCs/>
                 <w:color w:val="1F3864"/>
               </w:rPr>
-              <w:t>TPM acknowledgment</w:t>
+              <w:t>PM acknowledgment</w:t>
             </w:r>
           </w:p>
         </w:tc>
@@ -22273,7 +22273,7 @@
                 <w:iCs/>
                 <w:color w:val="808080"/>
               </w:rPr>
-              <w:t>[TPM or comms lead]</w:t>
+              <w:t>[PM or comms lead]</w:t>
             </w:r>
           </w:p>
         </w:tc>
@@ -29417,7 +29417,7 @@
                 <w:bCs/>
                 <w:color w:val="1F3864"/>
               </w:rPr>
-              <w:t>TPM</w:t>
+              <w:t>PM</w:t>
             </w:r>
           </w:p>
         </w:tc>
@@ -46578,7 +46578,7 @@
                 <w:sz w:val="20"/>
                 <w:szCs w:val="20"/>
               </w:rPr>
-              <w:t>TPM</w:t>
+              <w:t>PM</w:t>
             </w:r>
           </w:p>
         </w:tc>
@@ -48492,7 +48492,7 @@
                 <w:bCs/>
                 <w:color w:val="1F3864"/>
               </w:rPr>
-              <w:t>TPM acknowledgment</w:t>
+              <w:t>PM acknowledgment</w:t>
             </w:r>
           </w:p>
         </w:tc>
